--- a/lesson-9.docx
+++ b/lesson-9.docx
@@ -282,6 +282,66 @@
       <w:pPr>
         <w:rPr>
           <w:rFonts w:ascii="Times New Roman" w:hAnsi="Times New Roman" w:cs="Times New Roman"/>
+          <w:sz w:val="24"/>
+          <w:szCs w:val="24"/>
+          <w:lang w:val="ru-RU"/>
+        </w:rPr>
+      </w:pPr>
+      <w:r>
+        <w:rPr>
+          <w:rFonts w:ascii="Times New Roman" w:hAnsi="Times New Roman" w:cs="Times New Roman"/>
+          <w:noProof/>
+          <w:sz w:val="24"/>
+          <w:szCs w:val="24"/>
+          <w:lang w:val="ru-RU"/>
+        </w:rPr>
+        <w:drawing>
+          <wp:inline distT="0" distB="0" distL="0" distR="0">
+            <wp:extent cx="5943600" cy="3088005"/>
+            <wp:effectExtent l="0" t="0" r="0" b="0"/>
+            <wp:docPr id="1700256098" name="Picture 2"/>
+            <wp:cNvGraphicFramePr>
+              <a:graphicFrameLocks xmlns:a="http://schemas.openxmlformats.org/drawingml/2006/main" noChangeAspect="1"/>
+            </wp:cNvGraphicFramePr>
+            <a:graphic xmlns:a="http://schemas.openxmlformats.org/drawingml/2006/main">
+              <a:graphicData uri="http://schemas.openxmlformats.org/drawingml/2006/picture">
+                <pic:pic xmlns:pic="http://schemas.openxmlformats.org/drawingml/2006/picture">
+                  <pic:nvPicPr>
+                    <pic:cNvPr id="1700256098" name="Picture 1700256098"/>
+                    <pic:cNvPicPr/>
+                  </pic:nvPicPr>
+                  <pic:blipFill>
+                    <a:blip r:embed="rId5" cstate="print">
+                      <a:extLst>
+                        <a:ext uri="{28A0092B-C50C-407E-A947-70E740481C1C}">
+                          <a14:useLocalDpi xmlns:a14="http://schemas.microsoft.com/office/drawing/2010/main" val="0"/>
+                        </a:ext>
+                      </a:extLst>
+                    </a:blip>
+                    <a:stretch>
+                      <a:fillRect/>
+                    </a:stretch>
+                  </pic:blipFill>
+                  <pic:spPr>
+                    <a:xfrm>
+                      <a:off x="0" y="0"/>
+                      <a:ext cx="5943600" cy="3088005"/>
+                    </a:xfrm>
+                    <a:prstGeom prst="rect">
+                      <a:avLst/>
+                    </a:prstGeom>
+                  </pic:spPr>
+                </pic:pic>
+              </a:graphicData>
+            </a:graphic>
+          </wp:inline>
+        </w:drawing>
+      </w:r>
+    </w:p>
+    <w:p>
+      <w:pPr>
+        <w:rPr>
+          <w:rFonts w:ascii="Times New Roman" w:hAnsi="Times New Roman" w:cs="Times New Roman"/>
           <w:b/>
           <w:bCs/>
           <w:sz w:val="24"/>
@@ -309,8 +369,9 @@
           <w:szCs w:val="24"/>
           <w:lang w:val="ru-RU"/>
         </w:rPr>
-        <w:t xml:space="preserve"> возникновение модерна  </w:t>
-      </w:r>
+        <w:t xml:space="preserve"> возникновение </w:t>
+      </w:r>
+      <w:proofErr w:type="gramStart"/>
       <w:r>
         <w:rPr>
           <w:rFonts w:ascii="Times New Roman" w:hAnsi="Times New Roman" w:cs="Times New Roman"/>
@@ -320,7 +381,30 @@
           <w:szCs w:val="24"/>
           <w:lang w:val="ru-RU"/>
         </w:rPr>
-        <w:t>——&gt; монотеизм</w:t>
+        <w:t xml:space="preserve">модерна  </w:t>
+      </w:r>
+      <w:r>
+        <w:rPr>
+          <w:rFonts w:ascii="Times New Roman" w:hAnsi="Times New Roman" w:cs="Times New Roman"/>
+          <w:b/>
+          <w:bCs/>
+          <w:sz w:val="24"/>
+          <w:szCs w:val="24"/>
+          <w:lang w:val="ru-RU"/>
+        </w:rPr>
+        <w:t>——</w:t>
+      </w:r>
+      <w:proofErr w:type="gramEnd"/>
+      <w:r>
+        <w:rPr>
+          <w:rFonts w:ascii="Times New Roman" w:hAnsi="Times New Roman" w:cs="Times New Roman"/>
+          <w:b/>
+          <w:bCs/>
+          <w:sz w:val="24"/>
+          <w:szCs w:val="24"/>
+          <w:lang w:val="ru-RU"/>
+        </w:rPr>
+        <w:t>&gt; монотеизм</w:t>
       </w:r>
     </w:p>
     <w:p>
@@ -442,6 +526,7 @@
         <w:rPr>
           <w:lang w:val="ru-RU"/>
         </w:rPr>
+        <w:lastRenderedPageBreak/>
         <w:t>Сдвиги в модерне</w:t>
       </w:r>
     </w:p>
@@ -775,7 +860,6 @@
           <w:szCs w:val="24"/>
           <w:lang w:val="ru-RU"/>
         </w:rPr>
-        <w:lastRenderedPageBreak/>
         <w:t xml:space="preserve">Почему </w:t>
       </w:r>
       <w:r>
@@ -1217,6 +1301,7 @@
           <w:szCs w:val="24"/>
           <w:lang w:val="ru-RU"/>
         </w:rPr>
+        <w:lastRenderedPageBreak/>
         <w:t xml:space="preserve">Отсутствие единого метода </w:t>
       </w:r>
       <w:r>
@@ -1431,17 +1516,7 @@
           <w:szCs w:val="24"/>
           <w:lang w:val="ru-RU"/>
         </w:rPr>
-        <w:t xml:space="preserve">. </w:t>
-      </w:r>
-      <w:r>
-        <w:rPr>
-          <w:rFonts w:ascii="Times New Roman" w:hAnsi="Times New Roman" w:cs="Times New Roman"/>
-          <w:sz w:val="24"/>
-          <w:szCs w:val="24"/>
-          <w:lang w:val="ru-RU"/>
-        </w:rPr>
-        <w:lastRenderedPageBreak/>
-        <w:t xml:space="preserve">Разные позиции создаются разрозненно друг от друга; в результате эти позиции могут быть представлены как некая публичная </w:t>
+        <w:t xml:space="preserve">. Разные позиции создаются разрозненно друг от друга; в результате эти позиции могут быть представлены как некая публичная </w:t>
       </w:r>
       <w:r>
         <w:rPr>
@@ -1957,6 +2032,7 @@
         <w:rPr>
           <w:lang w:val="ru-RU"/>
         </w:rPr>
+        <w:lastRenderedPageBreak/>
         <w:t>Наука и модерн</w:t>
       </w:r>
     </w:p>
@@ -2054,16 +2130,7 @@
           <w:szCs w:val="24"/>
           <w:lang w:val="ru-RU"/>
         </w:rPr>
-        <w:t>ыявление лидирующих позиций</w:t>
-      </w:r>
-      <w:r>
-        <w:rPr>
-          <w:rFonts w:ascii="Times New Roman" w:hAnsi="Times New Roman" w:cs="Times New Roman"/>
-          <w:sz w:val="24"/>
-          <w:szCs w:val="24"/>
-          <w:lang w:val="ru-RU"/>
-        </w:rPr>
-        <w:t xml:space="preserve"> </w:t>
+        <w:t xml:space="preserve">ыявление лидирующих позиций </w:t>
       </w:r>
       <w:r>
         <w:rPr>
@@ -2128,17 +2195,7 @@
           <w:szCs w:val="24"/>
           <w:lang w:val="ru-RU"/>
         </w:rPr>
-        <w:t xml:space="preserve">, который включает в себя множество других позиций и представляет собой процесс; эти позиции становятся ходами мысли этой сборки: находится не хронологическая, но логическая последовательность этих ходов друг за другом. Это — современная философия, которая </w:t>
-      </w:r>
-      <w:r>
-        <w:rPr>
-          <w:rFonts w:ascii="Times New Roman" w:hAnsi="Times New Roman" w:cs="Times New Roman"/>
-          <w:sz w:val="24"/>
-          <w:szCs w:val="24"/>
-          <w:lang w:val="ru-RU"/>
-        </w:rPr>
-        <w:lastRenderedPageBreak/>
-        <w:t xml:space="preserve">является теорией познания, созданная </w:t>
+        <w:t xml:space="preserve">, который включает в себя множество других позиций и представляет собой процесс; эти позиции становятся ходами мысли этой сборки: находится не хронологическая, но логическая последовательность этих ходов друг за другом. Это — современная философия, которая является теорией познания, созданная </w:t>
       </w:r>
       <w:r>
         <w:rPr>

--- a/lesson-9.docx
+++ b/lesson-9.docx
@@ -4,6 +4,97 @@
   <w:body>
     <w:p>
       <w:pPr>
+        <w:rPr>
+          <w:lang w:val="ru-RU"/>
+        </w:rPr>
+      </w:pPr>
+      <w:r>
+        <w:rPr>
+          <w:lang w:val="ru-RU"/>
+        </w:rPr>
+        <w:t>#32 Модерн – не результат развития, а следствие разочарования – в Мифе и Монотеизме;</w:t>
+      </w:r>
+    </w:p>
+    <w:p>
+      <w:pPr>
+        <w:rPr>
+          <w:lang w:val="ru-RU"/>
+        </w:rPr>
+      </w:pPr>
+      <w:r>
+        <w:rPr>
+          <w:lang w:val="ru-RU"/>
+        </w:rPr>
+        <w:t>#33 "Критическое мышление" – не завоевание или достоинство отдельного субъекта в борьбе с предрассудками / иллюзиями, а продукт социализации;</w:t>
+      </w:r>
+    </w:p>
+    <w:p>
+      <w:pPr>
+        <w:rPr>
+          <w:lang w:val="ru-RU"/>
+        </w:rPr>
+      </w:pPr>
+      <w:r>
+        <w:rPr>
+          <w:lang w:val="ru-RU"/>
+        </w:rPr>
+        <w:t>#34 Цель современного человека — НЕ стать объектом манипуляций / обмана ("конспирология"), верифицировать поступающую информацию;</w:t>
+      </w:r>
+    </w:p>
+    <w:p>
+      <w:pPr>
+        <w:rPr>
+          <w:lang w:val="ru-RU"/>
+        </w:rPr>
+      </w:pPr>
+      <w:r>
+        <w:rPr>
+          <w:lang w:val="ru-RU"/>
+        </w:rPr>
+        <w:t>#35 Ключевая проблема Модерна – отсутствие единой процедуры верификации, поскольку она также является объектом критического рассмотрения;</w:t>
+      </w:r>
+    </w:p>
+    <w:p>
+      <w:pPr>
+        <w:rPr>
+          <w:lang w:val="ru-RU"/>
+        </w:rPr>
+      </w:pPr>
+      <w:r>
+        <w:rPr>
+          <w:lang w:val="ru-RU"/>
+        </w:rPr>
+        <w:t>#36 Критическое мышление не создаёт "универсального единства критических субъектов", а приводит к возникновению расщеплённого, деструктурированного речевого поля, где каждый индивид ощущает себя одиночкой перед безликой, "запрограммированной" массой;</w:t>
+      </w:r>
+    </w:p>
+    <w:p>
+      <w:pPr>
+        <w:rPr>
+          <w:lang w:val="ru-RU"/>
+        </w:rPr>
+      </w:pPr>
+      <w:r>
+        <w:rPr>
+          <w:lang w:val="ru-RU"/>
+        </w:rPr>
+        <w:t>#37 В эпоху Модерна, в отличие от других эпох, отсутствует единая картина мира – она всегда незавершённая, фрагментированная ("коллаж"), и в числе прочего заимствует элементы предшествующих картин мира;</w:t>
+      </w:r>
+    </w:p>
+    <w:p>
+      <w:pPr>
+        <w:rPr>
+          <w:lang w:val="ru-RU"/>
+        </w:rPr>
+      </w:pPr>
+      <w:r>
+        <w:rPr>
+          <w:lang w:val="ru-RU"/>
+        </w:rPr>
+        <w:t>#38 В расщеплённом речевом поле Модерна существуют два "центра сборки" – а) Философская теория познания, созданная Декартом, и б) Экспериментальная наука, которая впервые получила выражение в подходе Галилея к исследованию природы.</w:t>
+      </w:r>
+    </w:p>
+    <w:p>
+      <w:pPr>
         <w:pStyle w:val="Heading2"/>
         <w:rPr>
           <w:lang w:val="ru-RU"/>
@@ -295,6 +386,7 @@
           <w:szCs w:val="24"/>
           <w:lang w:val="ru-RU"/>
         </w:rPr>
+        <w:lastRenderedPageBreak/>
         <w:drawing>
           <wp:inline distT="0" distB="0" distL="0" distR="0">
             <wp:extent cx="5943600" cy="3088005"/>
@@ -369,9 +461,8 @@
           <w:szCs w:val="24"/>
           <w:lang w:val="ru-RU"/>
         </w:rPr>
-        <w:t xml:space="preserve"> возникновение </w:t>
-      </w:r>
-      <w:proofErr w:type="gramStart"/>
+        <w:t xml:space="preserve"> возникновение модерна  </w:t>
+      </w:r>
       <w:r>
         <w:rPr>
           <w:rFonts w:ascii="Times New Roman" w:hAnsi="Times New Roman" w:cs="Times New Roman"/>
@@ -381,30 +472,7 @@
           <w:szCs w:val="24"/>
           <w:lang w:val="ru-RU"/>
         </w:rPr>
-        <w:t xml:space="preserve">модерна  </w:t>
-      </w:r>
-      <w:r>
-        <w:rPr>
-          <w:rFonts w:ascii="Times New Roman" w:hAnsi="Times New Roman" w:cs="Times New Roman"/>
-          <w:b/>
-          <w:bCs/>
-          <w:sz w:val="24"/>
-          <w:szCs w:val="24"/>
-          <w:lang w:val="ru-RU"/>
-        </w:rPr>
-        <w:t>——</w:t>
-      </w:r>
-      <w:proofErr w:type="gramEnd"/>
-      <w:r>
-        <w:rPr>
-          <w:rFonts w:ascii="Times New Roman" w:hAnsi="Times New Roman" w:cs="Times New Roman"/>
-          <w:b/>
-          <w:bCs/>
-          <w:sz w:val="24"/>
-          <w:szCs w:val="24"/>
-          <w:lang w:val="ru-RU"/>
-        </w:rPr>
-        <w:t>&gt; монотеизм</w:t>
+        <w:t>——&gt; монотеизм</w:t>
       </w:r>
     </w:p>
     <w:p>
@@ -492,27 +560,7 @@
           <w:szCs w:val="24"/>
           <w:lang w:val="ru-RU"/>
         </w:rPr>
-        <w:t xml:space="preserve">понятие модерн употребляется в отрицательном смысле: превалируют слова техногенность, </w:t>
-      </w:r>
-      <w:proofErr w:type="spellStart"/>
-      <w:r>
-        <w:rPr>
-          <w:rFonts w:ascii="Times New Roman" w:hAnsi="Times New Roman" w:cs="Times New Roman"/>
-          <w:sz w:val="24"/>
-          <w:szCs w:val="24"/>
-          <w:lang w:val="ru-RU"/>
-        </w:rPr>
-        <w:t>технократичность</w:t>
-      </w:r>
-      <w:proofErr w:type="spellEnd"/>
-      <w:r>
-        <w:rPr>
-          <w:rFonts w:ascii="Times New Roman" w:hAnsi="Times New Roman" w:cs="Times New Roman"/>
-          <w:sz w:val="24"/>
-          <w:szCs w:val="24"/>
-          <w:lang w:val="ru-RU"/>
-        </w:rPr>
-        <w:t>, акцент на экономическую рациональность, прагматизм; подразумевается потеря ценностей, духовности.</w:t>
+        <w:t>понятие модерн употребляется в отрицательном смысле: превалируют слова техногенность, технократичность, акцент на экономическую рациональность, прагматизм; подразумевается потеря ценностей, духовности.</w:t>
       </w:r>
     </w:p>
     <w:p>
@@ -526,7 +574,6 @@
         <w:rPr>
           <w:lang w:val="ru-RU"/>
         </w:rPr>
-        <w:lastRenderedPageBreak/>
         <w:t>Сдвиги в модерне</w:t>
       </w:r>
     </w:p>
@@ -558,25 +605,14 @@
           <w:lang w:val="ru-RU"/>
         </w:rPr>
       </w:pPr>
-      <w:proofErr w:type="gramStart"/>
-      <w:r>
-        <w:rPr>
-          <w:rFonts w:ascii="Times New Roman" w:hAnsi="Times New Roman" w:cs="Times New Roman"/>
-          <w:sz w:val="24"/>
-          <w:szCs w:val="24"/>
-          <w:lang w:val="ru-RU"/>
-        </w:rPr>
-        <w:t>![</w:t>
-      </w:r>
-      <w:proofErr w:type="gramEnd"/>
-      <w:r>
-        <w:rPr>
-          <w:rFonts w:ascii="Times New Roman" w:hAnsi="Times New Roman" w:cs="Times New Roman"/>
-          <w:sz w:val="24"/>
-          <w:szCs w:val="24"/>
-          <w:lang w:val="ru-RU"/>
-        </w:rPr>
-        <w:t>[</w:t>
+      <w:r>
+        <w:rPr>
+          <w:rFonts w:ascii="Times New Roman" w:hAnsi="Times New Roman" w:cs="Times New Roman"/>
+          <w:sz w:val="24"/>
+          <w:szCs w:val="24"/>
+          <w:lang w:val="ru-RU"/>
+        </w:rPr>
+        <w:t>![[</w:t>
       </w:r>
       <w:r>
         <w:rPr>
@@ -595,7 +631,6 @@
         </w:rPr>
         <w:t xml:space="preserve"> 4.</w:t>
       </w:r>
-      <w:proofErr w:type="spellStart"/>
       <w:r>
         <w:rPr>
           <w:rFonts w:ascii="Times New Roman" w:hAnsi="Times New Roman" w:cs="Times New Roman"/>
@@ -604,7 +639,6 @@
         </w:rPr>
         <w:t>png</w:t>
       </w:r>
-      <w:proofErr w:type="spellEnd"/>
       <w:r>
         <w:rPr>
           <w:rFonts w:ascii="Times New Roman" w:hAnsi="Times New Roman" w:cs="Times New Roman"/>
@@ -860,6 +894,7 @@
           <w:szCs w:val="24"/>
           <w:lang w:val="ru-RU"/>
         </w:rPr>
+        <w:lastRenderedPageBreak/>
         <w:t xml:space="preserve">Почему </w:t>
       </w:r>
       <w:r>
@@ -941,27 +976,7 @@
           <w:szCs w:val="24"/>
           <w:lang w:val="ru-RU"/>
         </w:rPr>
-        <w:t xml:space="preserve"> — проверка на истинность, «</w:t>
-      </w:r>
-      <w:proofErr w:type="spellStart"/>
-      <w:r>
-        <w:rPr>
-          <w:rFonts w:ascii="Times New Roman" w:hAnsi="Times New Roman" w:cs="Times New Roman"/>
-          <w:sz w:val="24"/>
-          <w:szCs w:val="24"/>
-          <w:lang w:val="ru-RU"/>
-        </w:rPr>
-        <w:t>истинизация</w:t>
-      </w:r>
-      <w:proofErr w:type="spellEnd"/>
-      <w:r>
-        <w:rPr>
-          <w:rFonts w:ascii="Times New Roman" w:hAnsi="Times New Roman" w:cs="Times New Roman"/>
-          <w:sz w:val="24"/>
-          <w:szCs w:val="24"/>
-          <w:lang w:val="ru-RU"/>
-        </w:rPr>
-        <w:t xml:space="preserve">»: нужно не абы какое знание; нужно знание, прошедшее </w:t>
+        <w:t xml:space="preserve"> — проверка на истинность, «истинизация»: нужно не абы какое знание; нужно знание, прошедшее </w:t>
       </w:r>
       <w:r>
         <w:rPr>
@@ -1301,7 +1316,6 @@
           <w:szCs w:val="24"/>
           <w:lang w:val="ru-RU"/>
         </w:rPr>
-        <w:lastRenderedPageBreak/>
         <w:t xml:space="preserve">Отсутствие единого метода </w:t>
       </w:r>
       <w:r>
@@ -1476,27 +1490,7 @@
           <w:szCs w:val="24"/>
           <w:lang w:val="ru-RU"/>
         </w:rPr>
-        <w:t xml:space="preserve">В других картинах мира были разные позиции и были определенные правила, по которым они могли взаимодействовать (так я себя буду вести с одним, так с другим и </w:t>
-      </w:r>
-      <w:proofErr w:type="spellStart"/>
-      <w:r>
-        <w:rPr>
-          <w:rFonts w:ascii="Times New Roman" w:hAnsi="Times New Roman" w:cs="Times New Roman"/>
-          <w:sz w:val="24"/>
-          <w:szCs w:val="24"/>
-          <w:lang w:val="ru-RU"/>
-        </w:rPr>
-        <w:t>тп</w:t>
-      </w:r>
-      <w:proofErr w:type="spellEnd"/>
-      <w:r>
-        <w:rPr>
-          <w:rFonts w:ascii="Times New Roman" w:hAnsi="Times New Roman" w:cs="Times New Roman"/>
-          <w:sz w:val="24"/>
-          <w:szCs w:val="24"/>
-          <w:lang w:val="ru-RU"/>
-        </w:rPr>
-        <w:t xml:space="preserve">). В модерне никаких строгих правил нет, потому что у всех разные процедуры </w:t>
+        <w:t xml:space="preserve">В других картинах мира были разные позиции и были определенные правила, по которым они могли взаимодействовать (так я себя буду вести с одним, так с другим и тп). В модерне никаких строгих правил нет, потому что у всех разные процедуры </w:t>
       </w:r>
       <w:r>
         <w:rPr>
@@ -1516,7 +1510,17 @@
           <w:szCs w:val="24"/>
           <w:lang w:val="ru-RU"/>
         </w:rPr>
-        <w:t xml:space="preserve">. Разные позиции создаются разрозненно друг от друга; в результате эти позиции могут быть представлены как некая публичная </w:t>
+        <w:t xml:space="preserve">. </w:t>
+      </w:r>
+      <w:r>
+        <w:rPr>
+          <w:rFonts w:ascii="Times New Roman" w:hAnsi="Times New Roman" w:cs="Times New Roman"/>
+          <w:sz w:val="24"/>
+          <w:szCs w:val="24"/>
+          <w:lang w:val="ru-RU"/>
+        </w:rPr>
+        <w:lastRenderedPageBreak/>
+        <w:t xml:space="preserve">Разные позиции создаются разрозненно друг от друга; в результате эти позиции могут быть представлены как некая публичная </w:t>
       </w:r>
       <w:r>
         <w:rPr>
@@ -1635,27 +1639,7 @@
           <w:szCs w:val="24"/>
           <w:lang w:val="ru-RU"/>
         </w:rPr>
-        <w:t xml:space="preserve">Любой спор в модерне выглядит так: есть две позиции, в которых необходимо отсутствует предельное основание; когда они сталкиваются, то каждый указывает другому на эту брешь в знании, на отсутствии предельного основания; через много итераций такой спор скатывается в утверждения типа «тобой манипулируют», то есть, в общем-то, </w:t>
-      </w:r>
-      <w:proofErr w:type="spellStart"/>
-      <w:r>
-        <w:rPr>
-          <w:rFonts w:ascii="Times New Roman" w:hAnsi="Times New Roman" w:cs="Times New Roman"/>
-          <w:sz w:val="24"/>
-          <w:szCs w:val="24"/>
-          <w:lang w:val="ru-RU"/>
-        </w:rPr>
-        <w:t>срачем</w:t>
-      </w:r>
-      <w:proofErr w:type="spellEnd"/>
-      <w:r>
-        <w:rPr>
-          <w:rFonts w:ascii="Times New Roman" w:hAnsi="Times New Roman" w:cs="Times New Roman"/>
-          <w:sz w:val="24"/>
-          <w:szCs w:val="24"/>
-          <w:lang w:val="ru-RU"/>
-        </w:rPr>
-        <w:t xml:space="preserve">. И это похоже не на прогресс, не на рождение истины в споре, а на ловушку. Любой спор всегда в конце концов указывает на отсутствие </w:t>
+        <w:t xml:space="preserve">Любой спор в модерне выглядит так: есть две позиции, в которых необходимо отсутствует предельное основание; когда они сталкиваются, то каждый указывает другому на эту брешь в знании, на отсутствии предельного основания; через много итераций такой спор скатывается в утверждения типа «тобой манипулируют», то есть, в общем-то, срачем. И это похоже не на прогресс, не на рождение истины в споре, а на ловушку. Любой спор всегда в конце концов указывает на отсутствие </w:t>
       </w:r>
       <w:r>
         <w:rPr>
@@ -1707,21 +1691,7 @@
         <w:rPr>
           <w:lang w:val="ru-RU"/>
         </w:rPr>
-        <w:t xml:space="preserve">послужит </w:t>
-      </w:r>
-      <w:proofErr w:type="spellStart"/>
-      <w:r>
-        <w:rPr>
-          <w:lang w:val="ru-RU"/>
-        </w:rPr>
-        <w:t>холивар</w:t>
-      </w:r>
-      <w:proofErr w:type="spellEnd"/>
-      <w:r>
-        <w:rPr>
-          <w:lang w:val="ru-RU"/>
-        </w:rPr>
-        <w:t xml:space="preserve"> в комментариях к новост</w:t>
+        <w:t>послужит холивар в комментариях к новост</w:t>
       </w:r>
       <w:r>
         <w:rPr>
@@ -1827,27 +1797,7 @@
           <w:szCs w:val="24"/>
           <w:lang w:val="ru-RU"/>
         </w:rPr>
-        <w:t xml:space="preserve">. То, что картина каждым может скомпилироваться самостоятельно, называется в модерне свободой: слова, совести, творчества и </w:t>
-      </w:r>
-      <w:proofErr w:type="spellStart"/>
-      <w:r>
-        <w:rPr>
-          <w:rFonts w:ascii="Times New Roman" w:hAnsi="Times New Roman" w:cs="Times New Roman"/>
-          <w:sz w:val="24"/>
-          <w:szCs w:val="24"/>
-          <w:lang w:val="ru-RU"/>
-        </w:rPr>
-        <w:t>тп</w:t>
-      </w:r>
-      <w:proofErr w:type="spellEnd"/>
-      <w:r>
-        <w:rPr>
-          <w:rFonts w:ascii="Times New Roman" w:hAnsi="Times New Roman" w:cs="Times New Roman"/>
-          <w:sz w:val="24"/>
-          <w:szCs w:val="24"/>
-          <w:lang w:val="ru-RU"/>
-        </w:rPr>
-        <w:t xml:space="preserve">. Называть это можно как угодно, но по факту это следствие коллажа. А сам коллаж является следствием </w:t>
+        <w:t xml:space="preserve">. То, что картина каждым может скомпилироваться самостоятельно, называется в модерне свободой: слова, совести, творчества и тп. Называть это можно как угодно, но по факту это следствие коллажа. А сам коллаж является следствием </w:t>
       </w:r>
       <w:r>
         <w:rPr>
@@ -1926,27 +1876,7 @@
           <w:szCs w:val="24"/>
           <w:lang w:val="ru-RU"/>
         </w:rPr>
-        <w:t xml:space="preserve">. </w:t>
-      </w:r>
-      <w:proofErr w:type="spellStart"/>
-      <w:r>
-        <w:rPr>
-          <w:rFonts w:ascii="Times New Roman" w:hAnsi="Times New Roman" w:cs="Times New Roman"/>
-          <w:sz w:val="24"/>
-          <w:szCs w:val="24"/>
-          <w:lang w:val="ru-RU"/>
-        </w:rPr>
-        <w:t>Плоскоземельщики</w:t>
-      </w:r>
-      <w:proofErr w:type="spellEnd"/>
-      <w:r>
-        <w:rPr>
-          <w:rFonts w:ascii="Times New Roman" w:hAnsi="Times New Roman" w:cs="Times New Roman"/>
-          <w:sz w:val="24"/>
-          <w:szCs w:val="24"/>
-          <w:lang w:val="ru-RU"/>
-        </w:rPr>
-        <w:t xml:space="preserve">, антипрививочники, все конспирологи </w:t>
+        <w:t xml:space="preserve">. Плоскоземельщики, антипрививочники, все конспирологи </w:t>
       </w:r>
       <w:r>
         <w:rPr>
@@ -2032,7 +1962,6 @@
         <w:rPr>
           <w:lang w:val="ru-RU"/>
         </w:rPr>
-        <w:lastRenderedPageBreak/>
         <w:t>Наука и модерн</w:t>
       </w:r>
     </w:p>
@@ -2195,7 +2124,17 @@
           <w:szCs w:val="24"/>
           <w:lang w:val="ru-RU"/>
         </w:rPr>
-        <w:t xml:space="preserve">, который включает в себя множество других позиций и представляет собой процесс; эти позиции становятся ходами мысли этой сборки: находится не хронологическая, но логическая последовательность этих ходов друг за другом. Это — современная философия, которая является теорией познания, созданная </w:t>
+        <w:t xml:space="preserve">, который включает в себя множество других позиций и представляет собой процесс; эти позиции становятся ходами мысли этой сборки: находится не хронологическая, но логическая последовательность этих ходов друг за другом. Это — современная философия, которая </w:t>
+      </w:r>
+      <w:r>
+        <w:rPr>
+          <w:rFonts w:ascii="Times New Roman" w:hAnsi="Times New Roman" w:cs="Times New Roman"/>
+          <w:sz w:val="24"/>
+          <w:szCs w:val="24"/>
+          <w:lang w:val="ru-RU"/>
+        </w:rPr>
+        <w:lastRenderedPageBreak/>
+        <w:t xml:space="preserve">является теорией познания, созданная </w:t>
       </w:r>
       <w:r>
         <w:rPr>

--- a/lesson-9.docx
+++ b/lesson-9.docx
@@ -12,85 +12,166 @@
         <w:rPr>
           <w:lang w:val="ru-RU"/>
         </w:rPr>
-        <w:t>#32 Модерн – не результат развития, а следствие разочарования – в Мифе и Монотеизме;</w:t>
-      </w:r>
-    </w:p>
-    <w:p>
-      <w:pPr>
-        <w:rPr>
-          <w:lang w:val="ru-RU"/>
-        </w:rPr>
-      </w:pPr>
-      <w:r>
-        <w:rPr>
-          <w:lang w:val="ru-RU"/>
-        </w:rPr>
-        <w:t>#33 "Критическое мышление" – не завоевание или достоинство отдельного субъекта в борьбе с предрассудками / иллюзиями, а продукт социализации;</w:t>
-      </w:r>
-    </w:p>
-    <w:p>
-      <w:pPr>
-        <w:rPr>
-          <w:lang w:val="ru-RU"/>
-        </w:rPr>
-      </w:pPr>
-      <w:r>
-        <w:rPr>
-          <w:lang w:val="ru-RU"/>
-        </w:rPr>
-        <w:t>#34 Цель современного человека — НЕ стать объектом манипуляций / обмана ("конспирология"), верифицировать поступающую информацию;</w:t>
-      </w:r>
-    </w:p>
-    <w:p>
-      <w:pPr>
-        <w:rPr>
-          <w:lang w:val="ru-RU"/>
-        </w:rPr>
-      </w:pPr>
-      <w:r>
-        <w:rPr>
-          <w:lang w:val="ru-RU"/>
-        </w:rPr>
-        <w:t>#35 Ключевая проблема Модерна – отсутствие единой процедуры верификации, поскольку она также является объектом критического рассмотрения;</w:t>
-      </w:r>
-    </w:p>
-    <w:p>
-      <w:pPr>
-        <w:rPr>
-          <w:lang w:val="ru-RU"/>
-        </w:rPr>
-      </w:pPr>
-      <w:r>
-        <w:rPr>
-          <w:lang w:val="ru-RU"/>
-        </w:rPr>
-        <w:t>#36 Критическое мышление не создаёт "универсального единства критических субъектов", а приводит к возникновению расщеплённого, деструктурированного речевого поля, где каждый индивид ощущает себя одиночкой перед безликой, "запрограммированной" массой;</w:t>
-      </w:r>
-    </w:p>
-    <w:p>
-      <w:pPr>
-        <w:rPr>
-          <w:lang w:val="ru-RU"/>
-        </w:rPr>
-      </w:pPr>
-      <w:r>
-        <w:rPr>
-          <w:lang w:val="ru-RU"/>
-        </w:rPr>
-        <w:t>#37 В эпоху Модерна, в отличие от других эпох, отсутствует единая картина мира – она всегда незавершённая, фрагментированная ("коллаж"), и в числе прочего заимствует элементы предшествующих картин мира;</w:t>
-      </w:r>
-    </w:p>
-    <w:p>
-      <w:pPr>
-        <w:rPr>
-          <w:lang w:val="ru-RU"/>
-        </w:rPr>
-      </w:pPr>
-      <w:r>
-        <w:rPr>
-          <w:lang w:val="ru-RU"/>
-        </w:rPr>
-        <w:t>#38 В расщеплённом речевом поле Модерна существуют два "центра сборки" – а) Философская теория познания, созданная Декартом, и б) Экспериментальная наука, которая впервые получила выражение в подходе Галилея к исследованию природы.</w:t>
+        <w:t>#32</w:t>
+      </w:r>
+      <w:r>
+        <w:rPr>
+          <w:lang w:val="ru-RU"/>
+        </w:rPr>
+        <w:t>.</w:t>
+      </w:r>
+      <w:r>
+        <w:rPr>
+          <w:lang w:val="ru-RU"/>
+        </w:rPr>
+        <w:t xml:space="preserve"> Модерн – не результат развития, а следствие разочарования – в Мифе и Монотеизме;</w:t>
+      </w:r>
+    </w:p>
+    <w:p>
+      <w:pPr>
+        <w:rPr>
+          <w:lang w:val="ru-RU"/>
+        </w:rPr>
+      </w:pPr>
+      <w:r>
+        <w:rPr>
+          <w:lang w:val="ru-RU"/>
+        </w:rPr>
+        <w:t>#33</w:t>
+      </w:r>
+      <w:r>
+        <w:rPr>
+          <w:lang w:val="ru-RU"/>
+        </w:rPr>
+        <w:t>.</w:t>
+      </w:r>
+      <w:r>
+        <w:rPr>
+          <w:lang w:val="ru-RU"/>
+        </w:rPr>
+        <w:t xml:space="preserve"> "Критическое мышление" – не завоевание или достоинство отдельного субъекта в борьбе с предрассудками / иллюзиями, а продукт социализации;</w:t>
+      </w:r>
+    </w:p>
+    <w:p>
+      <w:pPr>
+        <w:rPr>
+          <w:lang w:val="ru-RU"/>
+        </w:rPr>
+      </w:pPr>
+      <w:r>
+        <w:rPr>
+          <w:lang w:val="ru-RU"/>
+        </w:rPr>
+        <w:t>#34</w:t>
+      </w:r>
+      <w:r>
+        <w:rPr>
+          <w:lang w:val="ru-RU"/>
+        </w:rPr>
+        <w:t>.</w:t>
+      </w:r>
+      <w:r>
+        <w:rPr>
+          <w:lang w:val="ru-RU"/>
+        </w:rPr>
+        <w:t xml:space="preserve"> Цель современного человека — НЕ стать объектом манипуляций / обмана ("конспирология"), верифицировать поступающую информацию;</w:t>
+      </w:r>
+    </w:p>
+    <w:p>
+      <w:pPr>
+        <w:rPr>
+          <w:lang w:val="ru-RU"/>
+        </w:rPr>
+      </w:pPr>
+      <w:r>
+        <w:rPr>
+          <w:lang w:val="ru-RU"/>
+        </w:rPr>
+        <w:t>#35</w:t>
+      </w:r>
+      <w:r>
+        <w:rPr>
+          <w:lang w:val="ru-RU"/>
+        </w:rPr>
+        <w:t>.</w:t>
+      </w:r>
+      <w:r>
+        <w:rPr>
+          <w:lang w:val="ru-RU"/>
+        </w:rPr>
+        <w:t xml:space="preserve"> Ключевая проблема Модерна – отсутствие единой процедуры верификации, поскольку она также является объектом критического рассмотрения;</w:t>
+      </w:r>
+    </w:p>
+    <w:p>
+      <w:pPr>
+        <w:rPr>
+          <w:lang w:val="ru-RU"/>
+        </w:rPr>
+      </w:pPr>
+      <w:r>
+        <w:rPr>
+          <w:lang w:val="ru-RU"/>
+        </w:rPr>
+        <w:t>#36</w:t>
+      </w:r>
+      <w:r>
+        <w:rPr>
+          <w:lang w:val="ru-RU"/>
+        </w:rPr>
+        <w:t>.</w:t>
+      </w:r>
+      <w:r>
+        <w:rPr>
+          <w:lang w:val="ru-RU"/>
+        </w:rPr>
+        <w:t xml:space="preserve"> Критическое мышление не создаёт "универсального единства критических субъектов", а приводит к возникновению расщеплённого, деструктурированного речевого поля, где каждый индивид ощущает себя одиночкой перед безликой, "запрограммированной" массой;</w:t>
+      </w:r>
+    </w:p>
+    <w:p>
+      <w:pPr>
+        <w:rPr>
+          <w:lang w:val="ru-RU"/>
+        </w:rPr>
+      </w:pPr>
+      <w:r>
+        <w:rPr>
+          <w:lang w:val="ru-RU"/>
+        </w:rPr>
+        <w:t>#37</w:t>
+      </w:r>
+      <w:r>
+        <w:rPr>
+          <w:lang w:val="ru-RU"/>
+        </w:rPr>
+        <w:t>.</w:t>
+      </w:r>
+      <w:r>
+        <w:rPr>
+          <w:lang w:val="ru-RU"/>
+        </w:rPr>
+        <w:t xml:space="preserve"> В эпоху Модерна, в отличие от других эпох, отсутствует единая картина мира – она всегда незавершённая, фрагментированная ("коллаж"), и в числе прочего заимствует элементы предшествующих картин мира;</w:t>
+      </w:r>
+    </w:p>
+    <w:p>
+      <w:pPr>
+        <w:rPr>
+          <w:lang w:val="ru-RU"/>
+        </w:rPr>
+      </w:pPr>
+      <w:r>
+        <w:rPr>
+          <w:lang w:val="ru-RU"/>
+        </w:rPr>
+        <w:t>#38</w:t>
+      </w:r>
+      <w:r>
+        <w:t>.</w:t>
+      </w:r>
+      <w:r>
+        <w:rPr>
+          <w:lang w:val="ru-RU"/>
+        </w:rPr>
+        <w:t xml:space="preserve"> В расщеплённом речевом поле Модерна существуют два "центра сборки" – а) Философская теория познания, созданная Декартом, и б) Экспериментальная наука, которая впервые получила выражение в подходе Галилея к исследованию природы.</w:t>
       </w:r>
     </w:p>
     <w:p>
